--- a/en/discovery-articles/1.18 Aqueducts and Irrigation.docx
+++ b/en/discovery-articles/1.18 Aqueducts and Irrigation.docx
@@ -100,7 +100,7 @@
           <w:i w:val="0"/>
           <w:sz w:val="22"/>
         </w:rPr>
-        <w:t>Qanats and related tunnels tapped groundwater with gentle gradients</w:t>
+        <w:t>Qanats — gently sloping underground tunnels — and related tunnels tapped groundwater without open canals that would evaporate.</w:t>
       </w:r>
     </w:p>
     <w:p>

--- a/en/discovery-articles/1.18 Aqueducts and Irrigation.docx
+++ b/en/discovery-articles/1.18 Aqueducts and Irrigation.docx
@@ -346,7 +346,7 @@
           <w:color w:val="004E8C"/>
           <w:sz w:val="24"/>
         </w:rPr>
-        <w:t>A. Books and major scholarly works</w:t>
+        <w:t>Books and major scholarly works</w:t>
       </w:r>
     </w:p>
     <w:p>
@@ -385,7 +385,7 @@
           <w:color w:val="004E8C"/>
           <w:sz w:val="24"/>
         </w:rPr>
-        <w:t>C. Institutional and encyclopedic sources</w:t>
+        <w:t>Institutional and encyclopedic sources</w:t>
       </w:r>
     </w:p>
     <w:p>
@@ -466,7 +466,7 @@
           <w:color w:val="004E8C"/>
           <w:sz w:val="24"/>
         </w:rPr>
-        <w:t>J. Press, popular science, and general reference</w:t>
+        <w:t>Press, popular science, and general reference</w:t>
       </w:r>
     </w:p>
     <w:p>
